--- a/docao5/Reflexoes_2022_posts_content.docx
+++ b/docao5/Reflexoes_2022_posts_content.docx
@@ -12,9 +12,6 @@
       </w:r>
     </w:p>
     <w:p>
-      <w:r>
-        <w:t xml:space="preserve">URL: </w:t>
-      </w:r>
       <w:hyperlink r:id="rId9">
         <w:r>
           <w:t>http://www.reflexoesdofilosofo.blog.br/2022/12/susto-linguistico.html</w:t>
@@ -129,9 +126,6 @@
       </w:r>
     </w:p>
     <w:p>
-      <w:r>
-        <w:t xml:space="preserve">URL: </w:t>
-      </w:r>
       <w:hyperlink r:id="rId10">
         <w:r>
           <w:t>http://www.reflexoesdofilosofo.blog.br/2022/12/referencialismo.html</w:t>
@@ -288,9 +282,6 @@
       </w:r>
     </w:p>
     <w:p>
-      <w:r>
-        <w:t xml:space="preserve">URL: </w:t>
-      </w:r>
       <w:hyperlink r:id="rId11">
         <w:r>
           <w:t>http://www.reflexoesdofilosofo.blog.br/2022/12/a-estrategia-de-ian-hacking-para.html</w:t>
@@ -401,9 +392,6 @@
       </w:r>
     </w:p>
     <w:p>
-      <w:r>
-        <w:t xml:space="preserve">URL: </w:t>
-      </w:r>
       <w:hyperlink r:id="rId12">
         <w:r>
           <w:t>http://www.reflexoesdofilosofo.blog.br/2022/11/introducao-ao-significado.html</w:t>
@@ -655,9 +643,6 @@
       </w:r>
     </w:p>
     <w:p>
-      <w:r>
-        <w:t xml:space="preserve">URL: </w:t>
-      </w:r>
       <w:hyperlink r:id="rId13">
         <w:r>
           <w:t>http://www.reflexoesdofilosofo.blog.br/2022/10/filosofia-da-linguagem-introducao-e.html</w:t>
@@ -933,9 +918,6 @@
       </w:r>
     </w:p>
     <w:p>
-      <w:r>
-        <w:t xml:space="preserve">URL: </w:t>
-      </w:r>
       <w:hyperlink r:id="rId14">
         <w:r>
           <w:t>http://www.reflexoesdofilosofo.blog.br/2022/09/significado-e-referencia.html</w:t>
@@ -1112,9 +1094,6 @@
       </w:r>
     </w:p>
     <w:p>
-      <w:r>
-        <w:t xml:space="preserve">URL: </w:t>
-      </w:r>
       <w:hyperlink r:id="rId15">
         <w:r>
           <w:t>http://www.reflexoesdofilosofo.blog.br/2022/08/papagaio.html</w:t>
@@ -1248,9 +1227,6 @@
       </w:r>
     </w:p>
     <w:p>
-      <w:r>
-        <w:t xml:space="preserve">URL: </w:t>
-      </w:r>
       <w:hyperlink r:id="rId16">
         <w:r>
           <w:t>http://www.reflexoesdofilosofo.blog.br/2022/08/comunicacao-com-compromisso-e-restricao.html</w:t>
@@ -1452,9 +1428,6 @@
       </w:r>
     </w:p>
     <w:p>
-      <w:r>
-        <w:t xml:space="preserve">URL: </w:t>
-      </w:r>
       <w:hyperlink r:id="rId17">
         <w:r>
           <w:t>http://www.reflexoesdofilosofo.blog.br/2022/08/paraiso-verde.html</w:t>
@@ -1542,9 +1515,6 @@
       </w:r>
     </w:p>
     <w:p>
-      <w:r>
-        <w:t xml:space="preserve">URL: </w:t>
-      </w:r>
       <w:hyperlink r:id="rId18">
         <w:r>
           <w:t>http://www.reflexoesdofilosofo.blog.br/2022/07/fontes-iniciais-da-filosofia-analitica.html</w:t>
@@ -1803,9 +1773,6 @@
       </w:r>
     </w:p>
     <w:p>
-      <w:r>
-        <w:t xml:space="preserve">URL: </w:t>
-      </w:r>
       <w:hyperlink r:id="rId19">
         <w:r>
           <w:t>http://www.reflexoesdofilosofo.blog.br/2022/07/do-nome-descricao-definida-dele.html</w:t>
@@ -1950,9 +1917,6 @@
       </w:r>
     </w:p>
     <w:p>
-      <w:r>
-        <w:t xml:space="preserve">URL: </w:t>
-      </w:r>
       <w:hyperlink r:id="rId20">
         <w:r>
           <w:t>http://www.reflexoesdofilosofo.blog.br/2022/06/segunda-problema.html</w:t>
@@ -2052,9 +2016,6 @@
       </w:r>
     </w:p>
     <w:p>
-      <w:r>
-        <w:t xml:space="preserve">URL: </w:t>
-      </w:r>
       <w:hyperlink r:id="rId21">
         <w:r>
           <w:t>http://www.reflexoesdofilosofo.blog.br/2022/06/unidade-semantica.html</w:t>
@@ -2159,9 +2120,6 @@
       </w:r>
     </w:p>
     <w:p>
-      <w:r>
-        <w:t xml:space="preserve">URL: </w:t>
-      </w:r>
       <w:hyperlink r:id="rId22">
         <w:r>
           <w:t>http://www.reflexoesdofilosofo.blog.br/2022/06/referencia-indireta-e-humanidade.html</w:t>
@@ -2263,9 +2221,6 @@
       </w:r>
     </w:p>
     <w:p>
-      <w:r>
-        <w:t xml:space="preserve">URL: </w:t>
-      </w:r>
       <w:hyperlink r:id="rId23">
         <w:r>
           <w:t>http://www.reflexoesdofilosofo.blog.br/2022/05/valor-cognitivo-by-frege.html</w:t>
@@ -2391,9 +2346,6 @@
       </w:r>
     </w:p>
     <w:p>
-      <w:r>
-        <w:t xml:space="preserve">URL: </w:t>
-      </w:r>
       <w:hyperlink r:id="rId24">
         <w:r>
           <w:t>http://www.reflexoesdofilosofo.blog.br/2022/05/o-problema-de-frege.html</w:t>
@@ -2496,9 +2448,6 @@
       </w:r>
     </w:p>
     <w:p>
-      <w:r>
-        <w:t xml:space="preserve">URL: </w:t>
-      </w:r>
       <w:hyperlink r:id="rId25">
         <w:r>
           <w:t>http://www.reflexoesdofilosofo.blog.br/2022/05/alem-da-referencia-o-sentido.html</w:t>
@@ -2670,9 +2619,6 @@
       </w:r>
     </w:p>
     <w:p>
-      <w:r>
-        <w:t xml:space="preserve">URL: </w:t>
-      </w:r>
       <w:hyperlink r:id="rId26">
         <w:r>
           <w:t>http://www.reflexoesdofilosofo.blog.br/2022/05/sentido-e-ref-frege.html</w:t>
@@ -2714,9 +2660,6 @@
       </w:r>
     </w:p>
     <w:p>
-      <w:r>
-        <w:t xml:space="preserve">URL: </w:t>
-      </w:r>
       <w:hyperlink r:id="rId27">
         <w:r>
           <w:t>http://www.reflexoesdofilosofo.blog.br/2022/04/frege-filosofo-da-linguagem.html</w:t>
@@ -2884,9 +2827,6 @@
       </w:r>
     </w:p>
     <w:p>
-      <w:r>
-        <w:t xml:space="preserve">URL: </w:t>
-      </w:r>
       <w:hyperlink r:id="rId28">
         <w:r>
           <w:t>http://www.reflexoesdofilosofo.blog.br/2022/04/a-nossa-teoria-sobre-como-o-mundo-e.html</w:t>
@@ -3114,9 +3054,6 @@
       </w:r>
     </w:p>
     <w:p>
-      <w:r>
-        <w:t xml:space="preserve">URL: </w:t>
-      </w:r>
       <w:hyperlink r:id="rId29">
         <w:r>
           <w:t>http://www.reflexoesdofilosofo.blog.br/2022/04/a-pedra-fundadora-da-sociologia-da.html</w:t>
@@ -3276,9 +3213,6 @@
       </w:r>
     </w:p>
     <w:p>
-      <w:r>
-        <w:t xml:space="preserve">URL: </w:t>
-      </w:r>
       <w:hyperlink r:id="rId30">
         <w:r>
           <w:t>http://www.reflexoesdofilosofo.blog.br/2022/02/niveis-de-processamento-linguistico.html</w:t>
@@ -3674,9 +3608,6 @@
       </w:r>
     </w:p>
     <w:p>
-      <w:r>
-        <w:t xml:space="preserve">URL: </w:t>
-      </w:r>
       <w:hyperlink r:id="rId31">
         <w:r>
           <w:t>http://www.reflexoesdofilosofo.blog.br/2022/01/introducao-ao-processamento-de.html</w:t>
@@ -3929,9 +3860,6 @@
       </w:r>
     </w:p>
     <w:p>
-      <w:r>
-        <w:t xml:space="preserve">URL: </w:t>
-      </w:r>
       <w:hyperlink r:id="rId32">
         <w:r>
           <w:t>http://www.reflexoesdofilosofo.blog.br/2022/01/o-antropoceno-e-nossa-visao-de-mundo.html</w:t>
@@ -4419,9 +4347,6 @@
       </w:r>
     </w:p>
     <w:p>
-      <w:r>
-        <w:t xml:space="preserve">URL: </w:t>
-      </w:r>
       <w:hyperlink r:id="rId33">
         <w:r>
           <w:t>http://www.reflexoesdofilosofo.blog.br/2022/01/base-fisica-do-efeito-estufa-e.html</w:t>
